--- a/guess-what/unit-3-school-days/worksheets/quiz.docx
+++ b/guess-what/unit-3-school-days/worksheets/quiz.docx
@@ -525,7 +525,7 @@
           <w:i w:val="0"/>
           <w:sz w:val="22"/>
         </w:rPr>
-        <w:t>Have</w:t>
+        <w:t>Do</w:t>
       </w:r>
       <w:r>
         <w:rPr>
@@ -543,7 +543,7 @@
           <w:i w:val="0"/>
           <w:sz w:val="22"/>
         </w:rPr>
-        <w:t>Has</w:t>
+        <w:t>Does</w:t>
       </w:r>
       <w:r>
         <w:rPr>
@@ -552,7 +552,7 @@
           <w:i w:val="0"/>
           <w:sz w:val="22"/>
         </w:rPr>
-        <w:t>) we got Maths on Monday?</w:t>
+        <w:t>) we have math on Monday?</w:t>
       </w:r>
     </w:p>
     <w:p>
@@ -575,7 +575,7 @@
           <w:i w:val="0"/>
           <w:sz w:val="22"/>
         </w:rPr>
-        <w:t xml:space="preserve">  Has she got Art on Tuesday? — Yes, she (</w:t>
+        <w:t xml:space="preserve">  Does she have art on Tuesday? — Yes, she (</w:t>
       </w:r>
       <w:r>
         <w:rPr>
@@ -584,7 +584,7 @@
           <w:i w:val="0"/>
           <w:sz w:val="22"/>
         </w:rPr>
-        <w:t>has</w:t>
+        <w:t>does</w:t>
       </w:r>
       <w:r>
         <w:rPr>
@@ -602,7 +602,7 @@
           <w:i w:val="0"/>
           <w:sz w:val="22"/>
         </w:rPr>
-        <w:t>have</w:t>
+        <w:t>do</w:t>
       </w:r>
       <w:r>
         <w:rPr>
@@ -634,7 +634,7 @@
           <w:i w:val="0"/>
           <w:sz w:val="22"/>
         </w:rPr>
-        <w:t xml:space="preserve">  We've got Science (</w:t>
+        <w:t xml:space="preserve">  We have science (</w:t>
       </w:r>
       <w:r>
         <w:rPr>
@@ -702,7 +702,7 @@
           <w:i w:val="0"/>
           <w:sz w:val="22"/>
         </w:rPr>
-        <w:t>has</w:t>
+        <w:t>does</w:t>
       </w:r>
       <w:r>
         <w:rPr>
@@ -720,7 +720,7 @@
           <w:i w:val="0"/>
           <w:sz w:val="22"/>
         </w:rPr>
-        <w:t>have</w:t>
+        <w:t>do</w:t>
       </w:r>
       <w:r>
         <w:rPr>
@@ -729,7 +729,7 @@
           <w:i w:val="0"/>
           <w:sz w:val="22"/>
         </w:rPr>
-        <w:t>) he got in the evening?</w:t>
+        <w:t>) he have in the evening?</w:t>
       </w:r>
     </w:p>
     <w:p>
@@ -807,7 +807,7 @@
                 <w:i w:val="0"/>
                 <w:sz w:val="22"/>
               </w:rPr>
-              <w:t>hasn't</w:t>
+              <w:t>doesn't</w:t>
             </w:r>
             <w:r>
               <w:rPr>
@@ -843,7 +843,7 @@
                 <w:i w:val="0"/>
                 <w:sz w:val="22"/>
               </w:rPr>
-              <w:t>has</w:t>
+              <w:t>does</w:t>
             </w:r>
             <w:r>
               <w:rPr>
@@ -861,7 +861,7 @@
                 <w:i w:val="0"/>
                 <w:sz w:val="22"/>
               </w:rPr>
-              <w:t>Have</w:t>
+              <w:t>Do</w:t>
             </w:r>
           </w:p>
         </w:tc>
@@ -915,7 +915,7 @@
           <w:i w:val="0"/>
           <w:sz w:val="22"/>
         </w:rPr>
-        <w:t xml:space="preserve">  ________ we got English on Thursday? — Yes, we have.</w:t>
+        <w:t xml:space="preserve">  ________ we have English on Thursday? — Yes, we do.</w:t>
       </w:r>
     </w:p>
     <w:p>
@@ -938,7 +938,7 @@
           <w:i w:val="0"/>
           <w:sz w:val="22"/>
         </w:rPr>
-        <w:t xml:space="preserve">  Has he got PE on Monday? — No, he __________.</w:t>
+        <w:t xml:space="preserve">  Does he have P.E. on Monday? — No, he ___________.</w:t>
       </w:r>
     </w:p>
     <w:p>
@@ -961,7 +961,7 @@
           <w:i w:val="0"/>
           <w:sz w:val="22"/>
         </w:rPr>
-        <w:t xml:space="preserve">  She's got chess club ________ the evening.</w:t>
+        <w:t xml:space="preserve">  She has chess club ________ the evening.</w:t>
       </w:r>
     </w:p>
     <w:p>
@@ -1056,7 +1056,7 @@
                 <w:i w:val="0"/>
                 <w:sz w:val="22"/>
               </w:rPr>
-              <w:t>Max has got Art and Music on Friday. He hasn't got Maths. In the afternoon he has got football club.</w:t>
+              <w:t>Max has art and music on Friday. He doesn't have math. In the afternoon he has soccer club.</w:t>
             </w:r>
           </w:p>
         </w:tc>
@@ -1087,7 +1087,7 @@
           <w:i w:val="0"/>
           <w:sz w:val="22"/>
         </w:rPr>
-        <w:t xml:space="preserve">  Has Max got Art on Friday?</w:t>
+        <w:t xml:space="preserve">  Does Max have art on Friday?</w:t>
       </w:r>
     </w:p>
     <w:p>
@@ -1118,7 +1118,7 @@
           <w:i w:val="0"/>
           <w:sz w:val="22"/>
         </w:rPr>
-        <w:t xml:space="preserve">  Has he got Maths on Friday?</w:t>
+        <w:t xml:space="preserve">  Does he have math on Friday?</w:t>
       </w:r>
     </w:p>
     <w:p>
@@ -1149,7 +1149,7 @@
           <w:i w:val="0"/>
           <w:sz w:val="22"/>
         </w:rPr>
-        <w:t xml:space="preserve">  What club has he got in the afternoon?</w:t>
+        <w:t xml:space="preserve">  What club does he have in the afternoon?</w:t>
       </w:r>
     </w:p>
     <w:p>
@@ -1204,7 +1204,7 @@
           <w:i w:val="0"/>
           <w:sz w:val="22"/>
         </w:rPr>
-        <w:t xml:space="preserve">  we  /  Have  /  Art  /  Monday?  /  got  /  on</w:t>
+        <w:t xml:space="preserve">  we  /  Do  /  art  /  Monday?  /  have  /  on</w:t>
       </w:r>
     </w:p>
     <w:p>
@@ -1235,7 +1235,7 @@
           <w:i w:val="0"/>
           <w:sz w:val="22"/>
         </w:rPr>
-        <w:t xml:space="preserve">  we  /  Yes,  /  have.</w:t>
+        <w:t xml:space="preserve">  we  /  Yes,  /  do.</w:t>
       </w:r>
     </w:p>
     <w:p>
@@ -1266,7 +1266,7 @@
           <w:i w:val="0"/>
           <w:sz w:val="22"/>
         </w:rPr>
-        <w:t xml:space="preserve">  club.  /  got  /  She's  /  swimming</w:t>
+        <w:t xml:space="preserve">  club.  /  has  /  She  /  swimming</w:t>
       </w:r>
     </w:p>
     <w:p>
